--- a/scratch/PAYF26_Digital_Profile_Forgeron_LamineSACKO.docx
+++ b/scratch/PAYF26_Digital_Profile_Forgeron_LamineSACKO.docx
@@ -286,7 +286,7 @@
                 <w:color w:val="626B76"/>
                 <w:sz w:val="22"/>
               </w:rPr>
-              <w:t>https://github.com/professeurp2/forgeron</w:t>
+              <w:t>https://youtu.be/DjL49i_IsJI</w:t>
             </w:r>
             <w:r>
               <w:rPr>
@@ -366,11 +366,11 @@
             </w:pPr>
             <w:r>
               <w:rPr>
-                <w:i/>
+                <w:i w:val="0"/>
                 <w:color w:val="626B76"/>
-                <w:sz w:val="19"/>
+                <w:sz w:val="22"/>
               </w:rPr>
-              <w:t>[Enter a relevant social-media link, if available]</w:t>
+              <w:t>https://github.com/professeurp2/forgeron</w:t>
             </w:r>
           </w:p>
         </w:tc>
@@ -426,7 +426,7 @@
         <w:rPr>
           <w:sz w:val="19"/>
         </w:rPr>
-        <w:t>☐  I agree that the information and photograph I submit may be used for the PAYF’26 digital profile display during the Forum.</w:t>
+        <w:t>☒  I agree that the information and photograph I submit may be used for the PAYF’26 digital profile display during the Forum.</w:t>
       </w:r>
     </w:p>
     <w:p>

--- a/scratch/PAYF26_Digital_Profile_Forgeron_LamineSACKO.docx
+++ b/scratch/PAYF26_Digital_Profile_Forgeron_LamineSACKO.docx
@@ -286,7 +286,7 @@
                 <w:color w:val="626B76"/>
                 <w:sz w:val="22"/>
               </w:rPr>
-              <w:t>https://youtu.be/DjL49i_IsJI</w:t>
+              <w:t>https://www.youtube.com/watch?v=DjL49i_IsJI</w:t>
             </w:r>
             <w:r>
               <w:rPr>
@@ -370,7 +370,7 @@
                 <w:color w:val="626B76"/>
                 <w:sz w:val="22"/>
               </w:rPr>
-              <w:t>https://github.com/professeurp2/forgeron</w:t>
+              <w:t>https://www.linkedin.com/in/lamine-sacko-mecatronique/</w:t>
             </w:r>
           </w:p>
         </w:tc>
